--- a/คู่มือใช้งาน_OR_Flow_ฉบับเริ่มต้น.docx
+++ b/คู่มือใช้งาน_OR_Flow_ฉบับเริ่มต้น.docx
@@ -2666,6 +2666,18 @@
       <w:pPr/>
       <w:r>
         <w:t>ถ้าขึ้น ⚠️ “บอร์ดกลางออฟไลน์” แปลว่าส่งขึ้นเซิร์ฟเวอร์ไม่ได้ชั่วคราว ให้เช็กเน็ตแล้วกด 🔄 · ปุ่ม “🗑️ ล้างกระดานวันนี้” ใช้ลบเคสทดสอบ (ต้องติ๊กยืนยันก่อน)</w:t>
+      </w:r>
+    </w:p>
+    <w:p>
+      <w:pPr/>
+      <w:r>
+        <w:t>🟢 ป้าย “ออนไลน์ N เครื่อง” ที่แถบด้านบน บอกว่าตอนนี้มีหน้าจอเปิด OR Flow อยู่กี่เครื่อง นับรวมจอประจำห้อง จอสำหรับญาติ และเครื่องของเจ้าหน้าที่ เครื่องที่ปิดไปแล้วจะหลุดจากยอด เองภายใน 2 นาที ไม่ต้องกดออกจากระบบ</w:t>
+      </w:r>
+    </w:p>
+    <w:p>
+      <w:pPr/>
+      <w:r>
+        <w:t>ป้ายนี้เก็บแค่จำนวนเครื่อง ไม่เก็บชื่อผู้ใช้ ไม่เก็บหมายเลขเครื่อง และไม่ระบุว่าเป็นห้องใด</w:t>
       </w:r>
     </w:p>
     <w:p>
